--- a/assets/docs/Hambare-Survey-Project-Brief-Checklist.docx
+++ b/assets/docs/Hambare-Survey-Project-Brief-Checklist.docx
@@ -32,7 +32,7 @@
         <w:rPr>
           <w:rFonts w:ascii="Arial" w:hAnsi="Arial" w:eastAsia="Arial"/>
           <w:b w:val="0"/>
-          <w:color w:val="5F707C"/>
+          <w:color w:val="5C6A5E"/>
           <w:sz w:val="21"/>
         </w:rPr>
         <w:t>Complete what you know. Leave technical choices open where you need Hambare to advise.</w:t>
@@ -54,7 +54,7 @@
         <w:tc>
           <w:tcPr>
             <w:tcW w:type="dxa" w:w="3240"/>
-            <w:shd w:fill="071B2B"/>
+            <w:shd w:fill="12211B"/>
             <w:tcMar>
               <w:top w:w="120" w:type="dxa"/>
               <w:start w:w="140" w:type="dxa"/>
@@ -62,7 +62,7 @@
               <w:end w:w="140" w:type="dxa"/>
             </w:tcMar>
             <w:tcBorders>
-              <w:right w:val="single" w:sz="4" w:color="385063"/>
+              <w:right w:val="single" w:sz="4" w:color="1A2F26"/>
             </w:tcBorders>
           </w:tcPr>
           <w:p>
@@ -73,7 +73,7 @@
               <w:rPr>
                 <w:rFonts w:ascii="Arial" w:hAnsi="Arial" w:eastAsia="Arial"/>
                 <w:b/>
-                <w:color w:val="91A8B4"/>
+                <w:color w:val="8F9C8F"/>
                 <w:sz w:val="13"/>
               </w:rPr>
               <w:t>REGISTERED SURVEYOR</w:t>
@@ -97,7 +97,7 @@
         <w:tc>
           <w:tcPr>
             <w:tcW w:type="dxa" w:w="3240"/>
-            <w:shd w:fill="071B2B"/>
+            <w:shd w:fill="12211B"/>
             <w:tcMar>
               <w:top w:w="120" w:type="dxa"/>
               <w:start w:w="140" w:type="dxa"/>
@@ -105,7 +105,7 @@
               <w:end w:w="140" w:type="dxa"/>
             </w:tcMar>
             <w:tcBorders>
-              <w:right w:val="single" w:sz="4" w:color="385063"/>
+              <w:right w:val="single" w:sz="4" w:color="1A2F26"/>
             </w:tcBorders>
           </w:tcPr>
           <w:p>
@@ -116,7 +116,7 @@
               <w:rPr>
                 <w:rFonts w:ascii="Arial" w:hAnsi="Arial" w:eastAsia="Arial"/>
                 <w:b/>
-                <w:color w:val="91A8B4"/>
+                <w:color w:val="8F9C8F"/>
                 <w:sz w:val="13"/>
               </w:rPr>
               <w:t>CALL / WHATSAPP</w:t>
@@ -140,7 +140,7 @@
         <w:tc>
           <w:tcPr>
             <w:tcW w:type="dxa" w:w="3960"/>
-            <w:shd w:fill="071B2B"/>
+            <w:shd w:fill="12211B"/>
             <w:tcMar>
               <w:top w:w="120" w:type="dxa"/>
               <w:start w:w="140" w:type="dxa"/>
@@ -148,7 +148,7 @@
               <w:end w:w="140" w:type="dxa"/>
             </w:tcMar>
             <w:tcBorders>
-              <w:right w:val="single" w:sz="4" w:color="385063"/>
+              <w:right w:val="single" w:sz="4" w:color="1A2F26"/>
             </w:tcBorders>
           </w:tcPr>
           <w:p>
@@ -159,7 +159,7 @@
               <w:rPr>
                 <w:rFonts w:ascii="Arial" w:hAnsi="Arial" w:eastAsia="Arial"/>
                 <w:b/>
-                <w:color w:val="91A8B4"/>
+                <w:color w:val="8F9C8F"/>
                 <w:sz w:val="13"/>
               </w:rPr>
               <w:t>OPERATIONAL ADDRESS</w:t>
@@ -208,7 +208,7 @@
         <w:tc>
           <w:tcPr>
             <w:tcW w:type="dxa" w:w="3312"/>
-            <w:shd w:fill="F3F6F8"/>
+            <w:shd w:fill="F7F1E4"/>
             <w:tcMar>
               <w:top w:w="95" w:type="dxa"/>
               <w:start w:w="115" w:type="dxa"/>
@@ -216,10 +216,10 @@
               <w:end w:w="115" w:type="dxa"/>
             </w:tcMar>
             <w:tcBorders>
-              <w:top w:val="single" w:sz="4" w:color="D9E1E6"/>
-              <w:left w:val="single" w:sz="4" w:color="D9E1E6"/>
-              <w:bottom w:val="single" w:sz="4" w:color="D9E1E6"/>
-              <w:right w:val="single" w:sz="4" w:color="D9E1E6"/>
+              <w:top w:val="single" w:sz="4" w:color="DDD2B4"/>
+              <w:left w:val="single" w:sz="4" w:color="DDD2B4"/>
+              <w:bottom w:val="single" w:sz="4" w:color="DDD2B4"/>
+              <w:right w:val="single" w:sz="4" w:color="DDD2B4"/>
             </w:tcBorders>
           </w:tcPr>
           <w:p>
@@ -227,7 +227,7 @@
               <w:rPr>
                 <w:rFonts w:ascii="Arial" w:hAnsi="Arial" w:eastAsia="Arial"/>
                 <w:b/>
-                <w:color w:val="071B2B"/>
+                <w:color w:val="12211B"/>
                 <w:sz w:val="16"/>
               </w:rPr>
               <w:t>Project / client name</w:t>
@@ -244,17 +244,17 @@
               <w:end w:w="115" w:type="dxa"/>
             </w:tcMar>
             <w:tcBorders>
-              <w:top w:val="single" w:sz="4" w:color="D9E1E6"/>
-              <w:left w:val="single" w:sz="4" w:color="D9E1E6"/>
-              <w:bottom w:val="single" w:sz="4" w:color="D9E1E6"/>
-              <w:right w:val="single" w:sz="4" w:color="D9E1E6"/>
+              <w:top w:val="single" w:sz="4" w:color="DDD2B4"/>
+              <w:left w:val="single" w:sz="4" w:color="DDD2B4"/>
+              <w:bottom w:val="single" w:sz="4" w:color="DDD2B4"/>
+              <w:right w:val="single" w:sz="4" w:color="DDD2B4"/>
             </w:tcBorders>
           </w:tcPr>
           <w:p>
             <w:r>
               <w:rPr>
                 <w:rFonts w:ascii="Arial" w:hAnsi="Arial" w:eastAsia="Arial"/>
-                <w:color w:val="AAB5BC"/>
+                <w:color w:val="DDD2B4"/>
               </w:rPr>
               <w:t>________________________________________________________________</w:t>
             </w:r>
@@ -265,7 +265,7 @@
         <w:tc>
           <w:tcPr>
             <w:tcW w:type="dxa" w:w="3312"/>
-            <w:shd w:fill="F3F6F8"/>
+            <w:shd w:fill="F7F1E4"/>
             <w:tcMar>
               <w:top w:w="95" w:type="dxa"/>
               <w:start w:w="115" w:type="dxa"/>
@@ -273,10 +273,10 @@
               <w:end w:w="115" w:type="dxa"/>
             </w:tcMar>
             <w:tcBorders>
-              <w:top w:val="single" w:sz="4" w:color="D9E1E6"/>
-              <w:left w:val="single" w:sz="4" w:color="D9E1E6"/>
-              <w:bottom w:val="single" w:sz="4" w:color="D9E1E6"/>
-              <w:right w:val="single" w:sz="4" w:color="D9E1E6"/>
+              <w:top w:val="single" w:sz="4" w:color="DDD2B4"/>
+              <w:left w:val="single" w:sz="4" w:color="DDD2B4"/>
+              <w:bottom w:val="single" w:sz="4" w:color="DDD2B4"/>
+              <w:right w:val="single" w:sz="4" w:color="DDD2B4"/>
             </w:tcBorders>
           </w:tcPr>
           <w:p>
@@ -284,7 +284,7 @@
               <w:rPr>
                 <w:rFonts w:ascii="Arial" w:hAnsi="Arial" w:eastAsia="Arial"/>
                 <w:b/>
-                <w:color w:val="071B2B"/>
+                <w:color w:val="12211B"/>
                 <w:sz w:val="16"/>
               </w:rPr>
               <w:t>Project location / site description</w:t>
@@ -301,17 +301,17 @@
               <w:end w:w="115" w:type="dxa"/>
             </w:tcMar>
             <w:tcBorders>
-              <w:top w:val="single" w:sz="4" w:color="D9E1E6"/>
-              <w:left w:val="single" w:sz="4" w:color="D9E1E6"/>
-              <w:bottom w:val="single" w:sz="4" w:color="D9E1E6"/>
-              <w:right w:val="single" w:sz="4" w:color="D9E1E6"/>
+              <w:top w:val="single" w:sz="4" w:color="DDD2B4"/>
+              <w:left w:val="single" w:sz="4" w:color="DDD2B4"/>
+              <w:bottom w:val="single" w:sz="4" w:color="DDD2B4"/>
+              <w:right w:val="single" w:sz="4" w:color="DDD2B4"/>
             </w:tcBorders>
           </w:tcPr>
           <w:p>
             <w:r>
               <w:rPr>
                 <w:rFonts w:ascii="Arial" w:hAnsi="Arial" w:eastAsia="Arial"/>
-                <w:color w:val="AAB5BC"/>
+                <w:color w:val="DDD2B4"/>
               </w:rPr>
               <w:t>________________________________________________________________</w:t>
             </w:r>
@@ -322,7 +322,7 @@
         <w:tc>
           <w:tcPr>
             <w:tcW w:type="dxa" w:w="3312"/>
-            <w:shd w:fill="F3F6F8"/>
+            <w:shd w:fill="F7F1E4"/>
             <w:tcMar>
               <w:top w:w="95" w:type="dxa"/>
               <w:start w:w="115" w:type="dxa"/>
@@ -330,10 +330,10 @@
               <w:end w:w="115" w:type="dxa"/>
             </w:tcMar>
             <w:tcBorders>
-              <w:top w:val="single" w:sz="4" w:color="D9E1E6"/>
-              <w:left w:val="single" w:sz="4" w:color="D9E1E6"/>
-              <w:bottom w:val="single" w:sz="4" w:color="D9E1E6"/>
-              <w:right w:val="single" w:sz="4" w:color="D9E1E6"/>
+              <w:top w:val="single" w:sz="4" w:color="DDD2B4"/>
+              <w:left w:val="single" w:sz="4" w:color="DDD2B4"/>
+              <w:bottom w:val="single" w:sz="4" w:color="DDD2B4"/>
+              <w:right w:val="single" w:sz="4" w:color="DDD2B4"/>
             </w:tcBorders>
           </w:tcPr>
           <w:p>
@@ -341,7 +341,7 @@
               <w:rPr>
                 <w:rFonts w:ascii="Arial" w:hAnsi="Arial" w:eastAsia="Arial"/>
                 <w:b/>
-                <w:color w:val="071B2B"/>
+                <w:color w:val="12211B"/>
                 <w:sz w:val="16"/>
               </w:rPr>
               <w:t>Town / LGA / State</w:t>
@@ -358,17 +358,17 @@
               <w:end w:w="115" w:type="dxa"/>
             </w:tcMar>
             <w:tcBorders>
-              <w:top w:val="single" w:sz="4" w:color="D9E1E6"/>
-              <w:left w:val="single" w:sz="4" w:color="D9E1E6"/>
-              <w:bottom w:val="single" w:sz="4" w:color="D9E1E6"/>
-              <w:right w:val="single" w:sz="4" w:color="D9E1E6"/>
+              <w:top w:val="single" w:sz="4" w:color="DDD2B4"/>
+              <w:left w:val="single" w:sz="4" w:color="DDD2B4"/>
+              <w:bottom w:val="single" w:sz="4" w:color="DDD2B4"/>
+              <w:right w:val="single" w:sz="4" w:color="DDD2B4"/>
             </w:tcBorders>
           </w:tcPr>
           <w:p>
             <w:r>
               <w:rPr>
                 <w:rFonts w:ascii="Arial" w:hAnsi="Arial" w:eastAsia="Arial"/>
-                <w:color w:val="AAB5BC"/>
+                <w:color w:val="DDD2B4"/>
               </w:rPr>
               <w:t>________________________________________________________________</w:t>
             </w:r>
@@ -379,7 +379,7 @@
         <w:tc>
           <w:tcPr>
             <w:tcW w:type="dxa" w:w="3312"/>
-            <w:shd w:fill="F3F6F8"/>
+            <w:shd w:fill="F7F1E4"/>
             <w:tcMar>
               <w:top w:w="95" w:type="dxa"/>
               <w:start w:w="115" w:type="dxa"/>
@@ -387,10 +387,10 @@
               <w:end w:w="115" w:type="dxa"/>
             </w:tcMar>
             <w:tcBorders>
-              <w:top w:val="single" w:sz="4" w:color="D9E1E6"/>
-              <w:left w:val="single" w:sz="4" w:color="D9E1E6"/>
-              <w:bottom w:val="single" w:sz="4" w:color="D9E1E6"/>
-              <w:right w:val="single" w:sz="4" w:color="D9E1E6"/>
+              <w:top w:val="single" w:sz="4" w:color="DDD2B4"/>
+              <w:left w:val="single" w:sz="4" w:color="DDD2B4"/>
+              <w:bottom w:val="single" w:sz="4" w:color="DDD2B4"/>
+              <w:right w:val="single" w:sz="4" w:color="DDD2B4"/>
             </w:tcBorders>
           </w:tcPr>
           <w:p>
@@ -398,7 +398,7 @@
               <w:rPr>
                 <w:rFonts w:ascii="Arial" w:hAnsi="Arial" w:eastAsia="Arial"/>
                 <w:b/>
-                <w:color w:val="071B2B"/>
+                <w:color w:val="12211B"/>
                 <w:sz w:val="16"/>
               </w:rPr>
               <w:t>Approximate size or length</w:t>
@@ -415,17 +415,17 @@
               <w:end w:w="115" w:type="dxa"/>
             </w:tcMar>
             <w:tcBorders>
-              <w:top w:val="single" w:sz="4" w:color="D9E1E6"/>
-              <w:left w:val="single" w:sz="4" w:color="D9E1E6"/>
-              <w:bottom w:val="single" w:sz="4" w:color="D9E1E6"/>
-              <w:right w:val="single" w:sz="4" w:color="D9E1E6"/>
+              <w:top w:val="single" w:sz="4" w:color="DDD2B4"/>
+              <w:left w:val="single" w:sz="4" w:color="DDD2B4"/>
+              <w:bottom w:val="single" w:sz="4" w:color="DDD2B4"/>
+              <w:right w:val="single" w:sz="4" w:color="DDD2B4"/>
             </w:tcBorders>
           </w:tcPr>
           <w:p>
             <w:r>
               <w:rPr>
                 <w:rFonts w:ascii="Arial" w:hAnsi="Arial" w:eastAsia="Arial"/>
-                <w:color w:val="AAB5BC"/>
+                <w:color w:val="DDD2B4"/>
               </w:rPr>
               <w:t>________________________________________________________________</w:t>
             </w:r>
@@ -436,7 +436,7 @@
         <w:tc>
           <w:tcPr>
             <w:tcW w:type="dxa" w:w="3312"/>
-            <w:shd w:fill="F3F6F8"/>
+            <w:shd w:fill="F7F1E4"/>
             <w:tcMar>
               <w:top w:w="95" w:type="dxa"/>
               <w:start w:w="115" w:type="dxa"/>
@@ -444,10 +444,10 @@
               <w:end w:w="115" w:type="dxa"/>
             </w:tcMar>
             <w:tcBorders>
-              <w:top w:val="single" w:sz="4" w:color="D9E1E6"/>
-              <w:left w:val="single" w:sz="4" w:color="D9E1E6"/>
-              <w:bottom w:val="single" w:sz="4" w:color="D9E1E6"/>
-              <w:right w:val="single" w:sz="4" w:color="D9E1E6"/>
+              <w:top w:val="single" w:sz="4" w:color="DDD2B4"/>
+              <w:left w:val="single" w:sz="4" w:color="DDD2B4"/>
+              <w:bottom w:val="single" w:sz="4" w:color="DDD2B4"/>
+              <w:right w:val="single" w:sz="4" w:color="DDD2B4"/>
             </w:tcBorders>
           </w:tcPr>
           <w:p>
@@ -455,7 +455,7 @@
               <w:rPr>
                 <w:rFonts w:ascii="Arial" w:hAnsi="Arial" w:eastAsia="Arial"/>
                 <w:b/>
-                <w:color w:val="071B2B"/>
+                <w:color w:val="12211B"/>
                 <w:sz w:val="16"/>
               </w:rPr>
               <w:t>Site contact / access information</w:t>
@@ -472,17 +472,17 @@
               <w:end w:w="115" w:type="dxa"/>
             </w:tcMar>
             <w:tcBorders>
-              <w:top w:val="single" w:sz="4" w:color="D9E1E6"/>
-              <w:left w:val="single" w:sz="4" w:color="D9E1E6"/>
-              <w:bottom w:val="single" w:sz="4" w:color="D9E1E6"/>
-              <w:right w:val="single" w:sz="4" w:color="D9E1E6"/>
+              <w:top w:val="single" w:sz="4" w:color="DDD2B4"/>
+              <w:left w:val="single" w:sz="4" w:color="DDD2B4"/>
+              <w:bottom w:val="single" w:sz="4" w:color="DDD2B4"/>
+              <w:right w:val="single" w:sz="4" w:color="DDD2B4"/>
             </w:tcBorders>
           </w:tcPr>
           <w:p>
             <w:r>
               <w:rPr>
                 <w:rFonts w:ascii="Arial" w:hAnsi="Arial" w:eastAsia="Arial"/>
-                <w:color w:val="AAB5BC"/>
+                <w:color w:val="DDD2B4"/>
               </w:rPr>
               <w:t>________________________________________________________________</w:t>
             </w:r>
@@ -493,7 +493,7 @@
         <w:tc>
           <w:tcPr>
             <w:tcW w:type="dxa" w:w="3312"/>
-            <w:shd w:fill="F3F6F8"/>
+            <w:shd w:fill="F7F1E4"/>
             <w:tcMar>
               <w:top w:w="95" w:type="dxa"/>
               <w:start w:w="115" w:type="dxa"/>
@@ -501,10 +501,10 @@
               <w:end w:w="115" w:type="dxa"/>
             </w:tcMar>
             <w:tcBorders>
-              <w:top w:val="single" w:sz="4" w:color="D9E1E6"/>
-              <w:left w:val="single" w:sz="4" w:color="D9E1E6"/>
-              <w:bottom w:val="single" w:sz="4" w:color="D9E1E6"/>
-              <w:right w:val="single" w:sz="4" w:color="D9E1E6"/>
+              <w:top w:val="single" w:sz="4" w:color="DDD2B4"/>
+              <w:left w:val="single" w:sz="4" w:color="DDD2B4"/>
+              <w:bottom w:val="single" w:sz="4" w:color="DDD2B4"/>
+              <w:right w:val="single" w:sz="4" w:color="DDD2B4"/>
             </w:tcBorders>
           </w:tcPr>
           <w:p>
@@ -512,7 +512,7 @@
               <w:rPr>
                 <w:rFonts w:ascii="Arial" w:hAnsi="Arial" w:eastAsia="Arial"/>
                 <w:b/>
-                <w:color w:val="071B2B"/>
+                <w:color w:val="12211B"/>
                 <w:sz w:val="16"/>
               </w:rPr>
               <w:t>Preferred timing</w:t>
@@ -529,17 +529,17 @@
               <w:end w:w="115" w:type="dxa"/>
             </w:tcMar>
             <w:tcBorders>
-              <w:top w:val="single" w:sz="4" w:color="D9E1E6"/>
-              <w:left w:val="single" w:sz="4" w:color="D9E1E6"/>
-              <w:bottom w:val="single" w:sz="4" w:color="D9E1E6"/>
-              <w:right w:val="single" w:sz="4" w:color="D9E1E6"/>
+              <w:top w:val="single" w:sz="4" w:color="DDD2B4"/>
+              <w:left w:val="single" w:sz="4" w:color="DDD2B4"/>
+              <w:bottom w:val="single" w:sz="4" w:color="DDD2B4"/>
+              <w:right w:val="single" w:sz="4" w:color="DDD2B4"/>
             </w:tcBorders>
           </w:tcPr>
           <w:p>
             <w:r>
               <w:rPr>
                 <w:rFonts w:ascii="Arial" w:hAnsi="Arial" w:eastAsia="Arial"/>
-                <w:color w:val="AAB5BC"/>
+                <w:color w:val="DDD2B4"/>
               </w:rPr>
               <w:t>________________________________________________________________</w:t>
             </w:r>
@@ -550,7 +550,7 @@
         <w:tc>
           <w:tcPr>
             <w:tcW w:type="dxa" w:w="3312"/>
-            <w:shd w:fill="F3F6F8"/>
+            <w:shd w:fill="F7F1E4"/>
             <w:tcMar>
               <w:top w:w="95" w:type="dxa"/>
               <w:start w:w="115" w:type="dxa"/>
@@ -558,10 +558,10 @@
               <w:end w:w="115" w:type="dxa"/>
             </w:tcMar>
             <w:tcBorders>
-              <w:top w:val="single" w:sz="4" w:color="D9E1E6"/>
-              <w:left w:val="single" w:sz="4" w:color="D9E1E6"/>
-              <w:bottom w:val="single" w:sz="4" w:color="D9E1E6"/>
-              <w:right w:val="single" w:sz="4" w:color="D9E1E6"/>
+              <w:top w:val="single" w:sz="4" w:color="DDD2B4"/>
+              <w:left w:val="single" w:sz="4" w:color="DDD2B4"/>
+              <w:bottom w:val="single" w:sz="4" w:color="DDD2B4"/>
+              <w:right w:val="single" w:sz="4" w:color="DDD2B4"/>
             </w:tcBorders>
           </w:tcPr>
           <w:p>
@@ -569,7 +569,7 @@
               <w:rPr>
                 <w:rFonts w:ascii="Arial" w:hAnsi="Arial" w:eastAsia="Arial"/>
                 <w:b/>
-                <w:color w:val="071B2B"/>
+                <w:color w:val="12211B"/>
                 <w:sz w:val="16"/>
               </w:rPr>
               <w:t>Your phone / WhatsApp</w:t>
@@ -586,17 +586,17 @@
               <w:end w:w="115" w:type="dxa"/>
             </w:tcMar>
             <w:tcBorders>
-              <w:top w:val="single" w:sz="4" w:color="D9E1E6"/>
-              <w:left w:val="single" w:sz="4" w:color="D9E1E6"/>
-              <w:bottom w:val="single" w:sz="4" w:color="D9E1E6"/>
-              <w:right w:val="single" w:sz="4" w:color="D9E1E6"/>
+              <w:top w:val="single" w:sz="4" w:color="DDD2B4"/>
+              <w:left w:val="single" w:sz="4" w:color="DDD2B4"/>
+              <w:bottom w:val="single" w:sz="4" w:color="DDD2B4"/>
+              <w:right w:val="single" w:sz="4" w:color="DDD2B4"/>
             </w:tcBorders>
           </w:tcPr>
           <w:p>
             <w:r>
               <w:rPr>
                 <w:rFonts w:ascii="Arial" w:hAnsi="Arial" w:eastAsia="Arial"/>
-                <w:color w:val="AAB5BC"/>
+                <w:color w:val="DDD2B4"/>
               </w:rPr>
               <w:t>________________________________________________________________</w:t>
             </w:r>
@@ -637,10 +637,10 @@
               <w:end w:w="120" w:type="dxa"/>
             </w:tcMar>
             <w:tcBorders>
-              <w:top w:val="single" w:sz="4" w:color="D9E1E6"/>
-              <w:left w:val="single" w:sz="4" w:color="D9E1E6"/>
-              <w:bottom w:val="single" w:sz="4" w:color="D9E1E6"/>
-              <w:right w:val="single" w:sz="4" w:color="D9E1E6"/>
+              <w:top w:val="single" w:sz="4" w:color="DDD2B4"/>
+              <w:left w:val="single" w:sz="4" w:color="DDD2B4"/>
+              <w:bottom w:val="single" w:sz="4" w:color="DDD2B4"/>
+              <w:right w:val="single" w:sz="4" w:color="DDD2B4"/>
             </w:tcBorders>
           </w:tcPr>
           <w:p>
@@ -650,7 +650,7 @@
             <w:r>
               <w:rPr>
                 <w:rFonts w:ascii="Arial" w:hAnsi="Arial" w:eastAsia="Arial"/>
-                <w:color w:val="12222E"/>
+                <w:color w:val="12211B"/>
                 <w:sz w:val="16"/>
               </w:rPr>
               <w:t>☐  Confirm, identify or document a parcel of land</w:t>
@@ -667,10 +667,10 @@
               <w:end w:w="120" w:type="dxa"/>
             </w:tcMar>
             <w:tcBorders>
-              <w:top w:val="single" w:sz="4" w:color="D9E1E6"/>
-              <w:left w:val="single" w:sz="4" w:color="D9E1E6"/>
-              <w:bottom w:val="single" w:sz="4" w:color="D9E1E6"/>
-              <w:right w:val="single" w:sz="4" w:color="D9E1E6"/>
+              <w:top w:val="single" w:sz="4" w:color="DDD2B4"/>
+              <w:left w:val="single" w:sz="4" w:color="DDD2B4"/>
+              <w:bottom w:val="single" w:sz="4" w:color="DDD2B4"/>
+              <w:right w:val="single" w:sz="4" w:color="DDD2B4"/>
             </w:tcBorders>
           </w:tcPr>
           <w:p>
@@ -680,7 +680,7 @@
             <w:r>
               <w:rPr>
                 <w:rFonts w:ascii="Arial" w:hAnsi="Arial" w:eastAsia="Arial"/>
-                <w:color w:val="12222E"/>
+                <w:color w:val="12211B"/>
                 <w:sz w:val="16"/>
               </w:rPr>
               <w:t>☐  Prepare a site for planning, feasibility or design</w:t>
@@ -699,10 +699,10 @@
               <w:end w:w="120" w:type="dxa"/>
             </w:tcMar>
             <w:tcBorders>
-              <w:top w:val="single" w:sz="4" w:color="D9E1E6"/>
-              <w:left w:val="single" w:sz="4" w:color="D9E1E6"/>
-              <w:bottom w:val="single" w:sz="4" w:color="D9E1E6"/>
-              <w:right w:val="single" w:sz="4" w:color="D9E1E6"/>
+              <w:top w:val="single" w:sz="4" w:color="DDD2B4"/>
+              <w:left w:val="single" w:sz="4" w:color="DDD2B4"/>
+              <w:bottom w:val="single" w:sz="4" w:color="DDD2B4"/>
+              <w:right w:val="single" w:sz="4" w:color="DDD2B4"/>
             </w:tcBorders>
           </w:tcPr>
           <w:p>
@@ -712,7 +712,7 @@
             <w:r>
               <w:rPr>
                 <w:rFonts w:ascii="Arial" w:hAnsi="Arial" w:eastAsia="Arial"/>
-                <w:color w:val="12222E"/>
+                <w:color w:val="12211B"/>
                 <w:sz w:val="16"/>
               </w:rPr>
               <w:t>☐  Set out positions or levels for construction</w:t>
@@ -729,10 +729,10 @@
               <w:end w:w="120" w:type="dxa"/>
             </w:tcMar>
             <w:tcBorders>
-              <w:top w:val="single" w:sz="4" w:color="D9E1E6"/>
-              <w:left w:val="single" w:sz="4" w:color="D9E1E6"/>
-              <w:bottom w:val="single" w:sz="4" w:color="D9E1E6"/>
-              <w:right w:val="single" w:sz="4" w:color="D9E1E6"/>
+              <w:top w:val="single" w:sz="4" w:color="DDD2B4"/>
+              <w:left w:val="single" w:sz="4" w:color="DDD2B4"/>
+              <w:bottom w:val="single" w:sz="4" w:color="DDD2B4"/>
+              <w:right w:val="single" w:sz="4" w:color="DDD2B4"/>
             </w:tcBorders>
           </w:tcPr>
           <w:p>
@@ -742,7 +742,7 @@
             <w:r>
               <w:rPr>
                 <w:rFonts w:ascii="Arial" w:hAnsi="Arial" w:eastAsia="Arial"/>
-                <w:color w:val="12222E"/>
+                <w:color w:val="12211B"/>
                 <w:sz w:val="16"/>
               </w:rPr>
               <w:t>☐  Check or record completed construction work</w:t>
@@ -761,10 +761,10 @@
               <w:end w:w="120" w:type="dxa"/>
             </w:tcMar>
             <w:tcBorders>
-              <w:top w:val="single" w:sz="4" w:color="D9E1E6"/>
-              <w:left w:val="single" w:sz="4" w:color="D9E1E6"/>
-              <w:bottom w:val="single" w:sz="4" w:color="D9E1E6"/>
-              <w:right w:val="single" w:sz="4" w:color="D9E1E6"/>
+              <w:top w:val="single" w:sz="4" w:color="DDD2B4"/>
+              <w:left w:val="single" w:sz="4" w:color="DDD2B4"/>
+              <w:bottom w:val="single" w:sz="4" w:color="DDD2B4"/>
+              <w:right w:val="single" w:sz="4" w:color="DDD2B4"/>
             </w:tcBorders>
           </w:tcPr>
           <w:p>
@@ -774,7 +774,7 @@
             <w:r>
               <w:rPr>
                 <w:rFonts w:ascii="Arial" w:hAnsi="Arial" w:eastAsia="Arial"/>
-                <w:color w:val="12222E"/>
+                <w:color w:val="12211B"/>
                 <w:sz w:val="16"/>
               </w:rPr>
               <w:t>☐  Map land, routes, infrastructure or assets</w:t>
@@ -791,10 +791,10 @@
               <w:end w:w="120" w:type="dxa"/>
             </w:tcMar>
             <w:tcBorders>
-              <w:top w:val="single" w:sz="4" w:color="D9E1E6"/>
-              <w:left w:val="single" w:sz="4" w:color="D9E1E6"/>
-              <w:bottom w:val="single" w:sz="4" w:color="D9E1E6"/>
-              <w:right w:val="single" w:sz="4" w:color="D9E1E6"/>
+              <w:top w:val="single" w:sz="4" w:color="DDD2B4"/>
+              <w:left w:val="single" w:sz="4" w:color="DDD2B4"/>
+              <w:bottom w:val="single" w:sz="4" w:color="DDD2B4"/>
+              <w:right w:val="single" w:sz="4" w:color="DDD2B4"/>
             </w:tcBorders>
           </w:tcPr>
           <w:p>
@@ -804,7 +804,7 @@
             <w:r>
               <w:rPr>
                 <w:rFonts w:ascii="Arial" w:hAnsi="Arial" w:eastAsia="Arial"/>
-                <w:color w:val="12222E"/>
+                <w:color w:val="12211B"/>
                 <w:sz w:val="16"/>
               </w:rPr>
               <w:t>☐  Review imagery, spatial data or land information</w:t>
@@ -823,10 +823,10 @@
               <w:end w:w="120" w:type="dxa"/>
             </w:tcMar>
             <w:tcBorders>
-              <w:top w:val="single" w:sz="4" w:color="D9E1E6"/>
-              <w:left w:val="single" w:sz="4" w:color="D9E1E6"/>
-              <w:bottom w:val="single" w:sz="4" w:color="D9E1E6"/>
-              <w:right w:val="single" w:sz="4" w:color="D9E1E6"/>
+              <w:top w:val="single" w:sz="4" w:color="DDD2B4"/>
+              <w:left w:val="single" w:sz="4" w:color="DDD2B4"/>
+              <w:bottom w:val="single" w:sz="4" w:color="DDD2B4"/>
+              <w:right w:val="single" w:sz="4" w:color="DDD2B4"/>
             </w:tcBorders>
           </w:tcPr>
           <w:p>
@@ -836,7 +836,7 @@
             <w:r>
               <w:rPr>
                 <w:rFonts w:ascii="Arial" w:hAnsi="Arial" w:eastAsia="Arial"/>
-                <w:color w:val="12222E"/>
+                <w:color w:val="12211B"/>
                 <w:sz w:val="16"/>
               </w:rPr>
               <w:t>☐  I am not sure and need Hambare to advise</w:t>
@@ -871,49 +871,7 @@
           <w:rFonts w:ascii="Arial" w:hAnsi="Arial" w:eastAsia="Arial"/>
           <w:sz w:val="16"/>
         </w:rPr>
-        <w:t xml:space="preserve">☐ Survey plan    </w:t>
-      </w:r>
-      <w:r>
-        <w:rPr>
-          <w:rFonts w:ascii="Arial" w:hAnsi="Arial" w:eastAsia="Arial"/>
-          <w:sz w:val="16"/>
-        </w:rPr>
-        <w:t xml:space="preserve">☐ Title or allocation document    </w:t>
-      </w:r>
-      <w:r>
-        <w:rPr>
-          <w:rFonts w:ascii="Arial" w:hAnsi="Arial" w:eastAsia="Arial"/>
-          <w:sz w:val="16"/>
-        </w:rPr>
-        <w:t xml:space="preserve">☐ Coordinates    </w:t>
-      </w:r>
-      <w:r>
-        <w:rPr>
-          <w:rFonts w:ascii="Arial" w:hAnsi="Arial" w:eastAsia="Arial"/>
-          <w:sz w:val="16"/>
-        </w:rPr>
-        <w:t xml:space="preserve">☐ Architectural / engineering drawings    </w:t>
-      </w:r>
-      <w:r>
-        <w:rPr>
-          <w:rFonts w:ascii="Arial" w:hAnsi="Arial" w:eastAsia="Arial"/>
-          <w:sz w:val="16"/>
-        </w:rPr>
-        <w:t xml:space="preserve">☐ Site photographs    </w:t>
-      </w:r>
-      <w:r>
-        <w:rPr>
-          <w:rFonts w:ascii="Arial" w:hAnsi="Arial" w:eastAsia="Arial"/>
-          <w:sz w:val="16"/>
-        </w:rPr>
-        <w:t xml:space="preserve">☐ Satellite or drone imagery    </w:t>
-      </w:r>
-      <w:r>
-        <w:rPr>
-          <w:rFonts w:ascii="Arial" w:hAnsi="Arial" w:eastAsia="Arial"/>
-          <w:sz w:val="16"/>
-        </w:rPr>
-        <w:t xml:space="preserve">☐ No records available    </w:t>
+        <w:t xml:space="preserve">☐ Survey plan    ☐ Title or allocation document    ☐ Coordinates    ☐ Architectural / engineering drawings    ☐ Site photographs    ☐ Satellite or drone imagery    ☐ No records available    </w:t>
       </w:r>
     </w:p>
     <w:p>
@@ -924,7 +882,7 @@
         <w:rPr>
           <w:rFonts w:ascii="Arial" w:hAnsi="Arial" w:eastAsia="Arial"/>
           <w:b w:val="0"/>
-          <w:color w:val="12222E"/>
+          <w:color w:val="12211B"/>
           <w:sz w:val="16"/>
         </w:rPr>
         <w:t>Other information:  ____________________________________________________________________________________</w:t>
@@ -950,56 +908,7 @@
           <w:rFonts w:ascii="Arial" w:hAnsi="Arial" w:eastAsia="Arial"/>
           <w:sz w:val="16"/>
         </w:rPr>
-        <w:t xml:space="preserve">☐ Boundary / parcel plan    </w:t>
-      </w:r>
-      <w:r>
-        <w:rPr>
-          <w:rFonts w:ascii="Arial" w:hAnsi="Arial" w:eastAsia="Arial"/>
-          <w:sz w:val="16"/>
-        </w:rPr>
-        <w:t xml:space="preserve">☐ Topographic plan    </w:t>
-      </w:r>
-      <w:r>
-        <w:rPr>
-          <w:rFonts w:ascii="Arial" w:hAnsi="Arial" w:eastAsia="Arial"/>
-          <w:sz w:val="16"/>
-        </w:rPr>
-        <w:t xml:space="preserve">☐ CAD data    </w:t>
-      </w:r>
-      <w:r>
-        <w:rPr>
-          <w:rFonts w:ascii="Arial" w:hAnsi="Arial" w:eastAsia="Arial"/>
-          <w:sz w:val="16"/>
-        </w:rPr>
-        <w:t xml:space="preserve">☐ Coordinate schedule    </w:t>
-      </w:r>
-      <w:r>
-        <w:rPr>
-          <w:rFonts w:ascii="Arial" w:hAnsi="Arial" w:eastAsia="Arial"/>
-          <w:sz w:val="16"/>
-        </w:rPr>
-        <w:t xml:space="preserve">☐ Setting-out information    </w:t>
-      </w:r>
-      <w:r>
-        <w:rPr>
-          <w:rFonts w:ascii="Arial" w:hAnsi="Arial" w:eastAsia="Arial"/>
-          <w:sz w:val="16"/>
-        </w:rPr>
-        <w:t xml:space="preserve">☐ As-built record    </w:t>
-      </w:r>
-      <w:r>
-        <w:rPr>
-          <w:rFonts w:ascii="Arial" w:hAnsi="Arial" w:eastAsia="Arial"/>
-          <w:sz w:val="16"/>
-        </w:rPr>
-        <w:t xml:space="preserve">☐ GIS layers or map    </w:t>
-      </w:r>
-      <w:r>
-        <w:rPr>
-          <w:rFonts w:ascii="Arial" w:hAnsi="Arial" w:eastAsia="Arial"/>
-          <w:sz w:val="16"/>
-        </w:rPr>
-        <w:t xml:space="preserve">☐ Advice on the right output    </w:t>
+        <w:t xml:space="preserve">☐ Boundary / parcel plan    ☐ Topographic plan    ☐ CAD data    ☐ Coordinate schedule    ☐ Setting-out information    ☐ As-built record    ☐ GIS layers or map    ☐ Advice on the right output    </w:t>
       </w:r>
     </w:p>
     <w:p>
@@ -1021,7 +930,7 @@
         <w:rPr>
           <w:rFonts w:ascii="Arial" w:hAnsi="Arial" w:eastAsia="Arial"/>
           <w:b w:val="0"/>
-          <w:color w:val="AAB5BC"/>
+          <w:color w:val="DDD2B4"/>
           <w:sz w:val="16"/>
         </w:rPr>
         <w:t>____________________________________________________________________________________________________</w:t>
@@ -1035,7 +944,7 @@
         <w:rPr>
           <w:rFonts w:ascii="Arial" w:hAnsi="Arial" w:eastAsia="Arial"/>
           <w:b w:val="0"/>
-          <w:color w:val="AAB5BC"/>
+          <w:color w:val="DDD2B4"/>
           <w:sz w:val="16"/>
         </w:rPr>
         <w:t>____________________________________________________________________________________________________</w:t>
@@ -1049,7 +958,7 @@
         <w:rPr>
           <w:rFonts w:ascii="Arial" w:hAnsi="Arial" w:eastAsia="Arial"/>
           <w:b w:val="0"/>
-          <w:color w:val="AAB5BC"/>
+          <w:color w:val="DDD2B4"/>
           <w:sz w:val="16"/>
         </w:rPr>
         <w:t>____________________________________________________________________________________________________</w:t>
@@ -1063,7 +972,7 @@
         <w:rPr>
           <w:rFonts w:ascii="Arial" w:hAnsi="Arial" w:eastAsia="Arial"/>
           <w:b w:val="0"/>
-          <w:color w:val="AAB5BC"/>
+          <w:color w:val="DDD2B4"/>
           <w:sz w:val="16"/>
         </w:rPr>
         <w:t>____________________________________________________________________________________________________</w:t>
@@ -1077,7 +986,7 @@
         <w:rPr>
           <w:rFonts w:ascii="Arial" w:hAnsi="Arial" w:eastAsia="Arial"/>
           <w:b w:val="0"/>
-          <w:color w:val="AAB5BC"/>
+          <w:color w:val="DDD2B4"/>
           <w:sz w:val="16"/>
         </w:rPr>
         <w:t>____________________________________________________________________________________________________</w:t>
@@ -1164,7 +1073,7 @@
         <w:tc>
           <w:tcPr>
             <w:tcW w:type="dxa" w:w="10454"/>
-            <w:shd w:fill="071B2B"/>
+            <w:shd w:fill="12211B"/>
             <w:tcMar>
               <w:top w:w="150" w:type="dxa"/>
               <w:start w:w="160" w:type="dxa"/>
@@ -1210,7 +1119,7 @@
             <w:r>
               <w:rPr>
                 <w:rFonts w:ascii="Arial" w:hAnsi="Arial" w:eastAsia="Arial"/>
-                <w:color w:val="B9CBD4"/>
+                <w:color w:val="E7DCC2"/>
                 <w:sz w:val="15"/>
               </w:rPr>
               <w:t>Alhaji Balogun’s House, Oke-Esa, Iseyin, Oyo State</w:t>
@@ -1270,7 +1179,7 @@
           <w:r>
             <w:rPr>
               <w:rFonts w:ascii="Arial" w:hAnsi="Arial" w:eastAsia="Arial"/>
-              <w:color w:val="5F707C"/>
+              <w:color w:val="5C6A5E"/>
               <w:sz w:val="14"/>
             </w:rPr>
             <w:t>HAMBARE GEOSURVEYS NIG. LTD.  |  RC 1530958</w:t>
@@ -1416,7 +1325,7 @@
             <w:rPr>
               <w:rFonts w:ascii="Arial" w:hAnsi="Arial" w:eastAsia="Arial"/>
               <w:b/>
-              <w:color w:val="071B2B"/>
+              <w:color w:val="12211B"/>
               <w:sz w:val="13"/>
             </w:rPr>
             <w:t>LAND SURVEYING  |  ENGINEERING SURVEY  |  GIS</w:t>
@@ -1796,7 +1705,7 @@
     </w:pPr>
     <w:rPr>
       <w:rFonts w:ascii="Arial" w:hAnsi="Arial" w:eastAsia="Arial"/>
-      <w:color w:val="12222E"/>
+      <w:color w:val="12211B"/>
       <w:sz w:val="19"/>
     </w:rPr>
   </w:style>
@@ -1874,7 +1783,7 @@
       <w:rFonts w:asciiTheme="majorHAnsi" w:eastAsiaTheme="majorEastAsia" w:hAnsiTheme="majorHAnsi" w:cstheme="majorBidi" w:ascii="Arial" w:hAnsi="Arial" w:eastAsia="Arial"/>
       <w:b/>
       <w:bCs/>
-      <w:color w:val="071B2B"/>
+      <w:color w:val="12211B"/>
       <w:sz w:val="46"/>
       <w:szCs w:val="28"/>
     </w:rPr>
@@ -1898,7 +1807,7 @@
       <w:rFonts w:asciiTheme="majorHAnsi" w:eastAsiaTheme="majorEastAsia" w:hAnsiTheme="majorHAnsi" w:cstheme="majorBidi" w:ascii="Arial" w:hAnsi="Arial" w:eastAsia="Arial"/>
       <w:b/>
       <w:bCs/>
-      <w:color w:val="071B2B"/>
+      <w:color w:val="12211B"/>
       <w:sz w:val="30"/>
       <w:szCs w:val="26"/>
     </w:rPr>
@@ -1922,7 +1831,7 @@
       <w:rFonts w:asciiTheme="majorHAnsi" w:eastAsiaTheme="majorEastAsia" w:hAnsiTheme="majorHAnsi" w:cstheme="majorBidi" w:ascii="Arial" w:hAnsi="Arial" w:eastAsia="Arial"/>
       <w:b/>
       <w:bCs/>
-      <w:color w:val="071B2B"/>
+      <w:color w:val="12211B"/>
       <w:sz w:val="23"/>
     </w:rPr>
   </w:style>
@@ -2169,7 +2078,7 @@
     <w:rPr>
       <w:rFonts w:asciiTheme="majorHAnsi" w:eastAsiaTheme="majorEastAsia" w:hAnsiTheme="majorHAnsi" w:cstheme="majorBidi" w:ascii="Arial" w:hAnsi="Arial" w:eastAsia="Arial"/>
       <w:b/>
-      <w:color w:val="071B2B"/>
+      <w:color w:val="12211B"/>
       <w:spacing w:val="5"/>
       <w:kern w:val="28"/>
       <w:sz w:val="56"/>
@@ -13579,7 +13488,7 @@
     <w:rPr>
       <w:rFonts w:ascii="Arial" w:hAnsi="Arial" w:eastAsia="Arial"/>
       <w:b/>
-      <w:color w:val="C64534"/>
+      <w:color w:val="C1452F"/>
       <w:sz w:val="15"/>
     </w:rPr>
   </w:style>
